--- a/module-1/Zankl-Assignment1_2.docx
+++ b/module-1/Zankl-Assignment1_2.docx
@@ -9,7 +9,7 @@
           <w:noProof/>
         </w:rPr>
         <w:drawing>
-          <wp:inline distT="0" distB="0" distL="0" distR="0" wp14:anchorId="7264582B" wp14:editId="15E0AEAC">
+          <wp:inline distT="0" distB="0" distL="0" distR="0" wp14:anchorId="212A4F05" wp14:editId="6F26429D">
             <wp:extent cx="5930265" cy="3277235"/>
             <wp:effectExtent l="0" t="0" r="0" b="0"/>
             <wp:docPr id="170878610" name="Picture 1"/>
@@ -57,10 +57,181 @@
           </wp:inline>
         </w:drawing>
       </w:r>
+      <w:r>
+        <w:rPr>
+          <w:noProof/>
+        </w:rPr>
+        <w:drawing>
+          <wp:inline distT="0" distB="0" distL="0" distR="0" wp14:anchorId="02B05F4E" wp14:editId="4344E4DD">
+            <wp:extent cx="5560695" cy="2526665"/>
+            <wp:effectExtent l="0" t="0" r="1905" b="6985"/>
+            <wp:docPr id="1692767866" name="Picture 2"/>
+            <wp:cNvGraphicFramePr>
+              <a:graphicFrameLocks xmlns:a="http://schemas.openxmlformats.org/drawingml/2006/main" noChangeAspect="1"/>
+            </wp:cNvGraphicFramePr>
+            <a:graphic xmlns:a="http://schemas.openxmlformats.org/drawingml/2006/main">
+              <a:graphicData uri="http://schemas.openxmlformats.org/drawingml/2006/picture">
+                <pic:pic xmlns:pic="http://schemas.openxmlformats.org/drawingml/2006/picture">
+                  <pic:nvPicPr>
+                    <pic:cNvPr id="0" name="Picture 2"/>
+                    <pic:cNvPicPr>
+                      <a:picLocks noChangeAspect="1" noChangeArrowheads="1"/>
+                    </pic:cNvPicPr>
+                  </pic:nvPicPr>
+                  <pic:blipFill>
+                    <a:blip r:embed="rId7">
+                      <a:extLst>
+                        <a:ext uri="{28A0092B-C50C-407E-A947-70E740481C1C}">
+                          <a14:useLocalDpi xmlns:a14="http://schemas.microsoft.com/office/drawing/2010/main" val="0"/>
+                        </a:ext>
+                      </a:extLst>
+                    </a:blip>
+                    <a:srcRect/>
+                    <a:stretch>
+                      <a:fillRect/>
+                    </a:stretch>
+                  </pic:blipFill>
+                  <pic:spPr bwMode="auto">
+                    <a:xfrm>
+                      <a:off x="0" y="0"/>
+                      <a:ext cx="5560695" cy="2526665"/>
+                    </a:xfrm>
+                    <a:prstGeom prst="rect">
+                      <a:avLst/>
+                    </a:prstGeom>
+                    <a:noFill/>
+                    <a:ln>
+                      <a:noFill/>
+                    </a:ln>
+                  </pic:spPr>
+                </pic:pic>
+              </a:graphicData>
+            </a:graphic>
+          </wp:inline>
+        </w:drawing>
+      </w:r>
     </w:p>
-    <w:p/>
+    <w:p>
+      <w:r>
+        <w:lastRenderedPageBreak/>
+        <w:drawing>
+          <wp:inline distT="0" distB="0" distL="0" distR="0" wp14:anchorId="39A3CCF3" wp14:editId="0EB0639C">
+            <wp:extent cx="5943600" cy="2526030"/>
+            <wp:effectExtent l="0" t="0" r="0" b="7620"/>
+            <wp:docPr id="924871869" name="Picture 1"/>
+            <wp:cNvGraphicFramePr>
+              <a:graphicFrameLocks xmlns:a="http://schemas.openxmlformats.org/drawingml/2006/main" noChangeAspect="1"/>
+            </wp:cNvGraphicFramePr>
+            <a:graphic xmlns:a="http://schemas.openxmlformats.org/drawingml/2006/main">
+              <a:graphicData uri="http://schemas.openxmlformats.org/drawingml/2006/picture">
+                <pic:pic xmlns:pic="http://schemas.openxmlformats.org/drawingml/2006/picture">
+                  <pic:nvPicPr>
+                    <pic:cNvPr id="924871869" name=""/>
+                    <pic:cNvPicPr/>
+                  </pic:nvPicPr>
+                  <pic:blipFill>
+                    <a:blip r:embed="rId8"/>
+                    <a:stretch>
+                      <a:fillRect/>
+                    </a:stretch>
+                  </pic:blipFill>
+                  <pic:spPr>
+                    <a:xfrm>
+                      <a:off x="0" y="0"/>
+                      <a:ext cx="5943600" cy="2526030"/>
+                    </a:xfrm>
+                    <a:prstGeom prst="rect">
+                      <a:avLst/>
+                    </a:prstGeom>
+                  </pic:spPr>
+                </pic:pic>
+              </a:graphicData>
+            </a:graphic>
+          </wp:inline>
+        </w:drawing>
+      </w:r>
+    </w:p>
+    <w:p>
+      <w:r>
+        <w:drawing>
+          <wp:inline distT="0" distB="0" distL="0" distR="0" wp14:anchorId="7B81FFC6" wp14:editId="68B82240">
+            <wp:extent cx="5943600" cy="4101465"/>
+            <wp:effectExtent l="0" t="0" r="0" b="0"/>
+            <wp:docPr id="1534215939" name="Picture 1"/>
+            <wp:cNvGraphicFramePr>
+              <a:graphicFrameLocks xmlns:a="http://schemas.openxmlformats.org/drawingml/2006/main" noChangeAspect="1"/>
+            </wp:cNvGraphicFramePr>
+            <a:graphic xmlns:a="http://schemas.openxmlformats.org/drawingml/2006/main">
+              <a:graphicData uri="http://schemas.openxmlformats.org/drawingml/2006/picture">
+                <pic:pic xmlns:pic="http://schemas.openxmlformats.org/drawingml/2006/picture">
+                  <pic:nvPicPr>
+                    <pic:cNvPr id="1534215939" name=""/>
+                    <pic:cNvPicPr/>
+                  </pic:nvPicPr>
+                  <pic:blipFill>
+                    <a:blip r:embed="rId9"/>
+                    <a:stretch>
+                      <a:fillRect/>
+                    </a:stretch>
+                  </pic:blipFill>
+                  <pic:spPr>
+                    <a:xfrm>
+                      <a:off x="0" y="0"/>
+                      <a:ext cx="5943600" cy="4101465"/>
+                    </a:xfrm>
+                    <a:prstGeom prst="rect">
+                      <a:avLst/>
+                    </a:prstGeom>
+                  </pic:spPr>
+                </pic:pic>
+              </a:graphicData>
+            </a:graphic>
+          </wp:inline>
+        </w:drawing>
+      </w:r>
+    </w:p>
+    <w:p>
+      <w:r>
+        <w:lastRenderedPageBreak/>
+        <w:drawing>
+          <wp:inline distT="0" distB="0" distL="0" distR="0" wp14:anchorId="3DBA78CF" wp14:editId="56A2849A">
+            <wp:extent cx="5943600" cy="3057525"/>
+            <wp:effectExtent l="0" t="0" r="0" b="9525"/>
+            <wp:docPr id="554599377" name="Picture 1"/>
+            <wp:cNvGraphicFramePr>
+              <a:graphicFrameLocks xmlns:a="http://schemas.openxmlformats.org/drawingml/2006/main" noChangeAspect="1"/>
+            </wp:cNvGraphicFramePr>
+            <a:graphic xmlns:a="http://schemas.openxmlformats.org/drawingml/2006/main">
+              <a:graphicData uri="http://schemas.openxmlformats.org/drawingml/2006/picture">
+                <pic:pic xmlns:pic="http://schemas.openxmlformats.org/drawingml/2006/picture">
+                  <pic:nvPicPr>
+                    <pic:cNvPr id="554599377" name=""/>
+                    <pic:cNvPicPr/>
+                  </pic:nvPicPr>
+                  <pic:blipFill>
+                    <a:blip r:embed="rId10"/>
+                    <a:stretch>
+                      <a:fillRect/>
+                    </a:stretch>
+                  </pic:blipFill>
+                  <pic:spPr>
+                    <a:xfrm>
+                      <a:off x="0" y="0"/>
+                      <a:ext cx="5943600" cy="3057525"/>
+                    </a:xfrm>
+                    <a:prstGeom prst="rect">
+                      <a:avLst/>
+                    </a:prstGeom>
+                  </pic:spPr>
+                </pic:pic>
+              </a:graphicData>
+            </a:graphic>
+          </wp:inline>
+        </w:drawing>
+      </w:r>
+    </w:p>
     <w:sectPr>
-      <w:headerReference w:type="first" r:id="rId7"/>
+      <w:headerReference w:type="first" r:id="rId11"/>
       <w:pgSz w:w="12240" w:h="15840"/>
       <w:pgMar w:top="1440" w:right="1440" w:bottom="1440" w:left="1440" w:header="720" w:footer="720" w:gutter="0"/>
       <w:cols w:space="720"/>

--- a/module-1/Zankl-Assignment1_2.docx
+++ b/module-1/Zankl-Assignment1_2.docx
@@ -113,6 +113,9 @@
     </w:p>
     <w:p>
       <w:r>
+        <w:rPr>
+          <w:noProof/>
+        </w:rPr>
         <w:lastRenderedPageBreak/>
         <w:drawing>
           <wp:inline distT="0" distB="0" distL="0" distR="0" wp14:anchorId="39A3CCF3" wp14:editId="0EB0639C">
@@ -153,6 +156,9 @@
     </w:p>
     <w:p>
       <w:r>
+        <w:rPr>
+          <w:noProof/>
+        </w:rPr>
         <w:drawing>
           <wp:inline distT="0" distB="0" distL="0" distR="0" wp14:anchorId="7B81FFC6" wp14:editId="68B82240">
             <wp:extent cx="5943600" cy="4101465"/>
@@ -194,10 +200,10 @@
       <w:r>
         <w:lastRenderedPageBreak/>
         <w:drawing>
-          <wp:inline distT="0" distB="0" distL="0" distR="0" wp14:anchorId="3DBA78CF" wp14:editId="56A2849A">
-            <wp:extent cx="5943600" cy="3057525"/>
-            <wp:effectExtent l="0" t="0" r="0" b="9525"/>
-            <wp:docPr id="554599377" name="Picture 1"/>
+          <wp:inline distT="0" distB="0" distL="0" distR="0" wp14:anchorId="500E09E1" wp14:editId="33CDA3D3">
+            <wp:extent cx="5943600" cy="3248660"/>
+            <wp:effectExtent l="0" t="0" r="0" b="8890"/>
+            <wp:docPr id="1104456424" name="Picture 1"/>
             <wp:cNvGraphicFramePr>
               <a:graphicFrameLocks xmlns:a="http://schemas.openxmlformats.org/drawingml/2006/main" noChangeAspect="1"/>
             </wp:cNvGraphicFramePr>
@@ -205,7 +211,7 @@
               <a:graphicData uri="http://schemas.openxmlformats.org/drawingml/2006/picture">
                 <pic:pic xmlns:pic="http://schemas.openxmlformats.org/drawingml/2006/picture">
                   <pic:nvPicPr>
-                    <pic:cNvPr id="554599377" name=""/>
+                    <pic:cNvPr id="1104456424" name=""/>
                     <pic:cNvPicPr/>
                   </pic:nvPicPr>
                   <pic:blipFill>
@@ -217,7 +223,7 @@
                   <pic:spPr>
                     <a:xfrm>
                       <a:off x="0" y="0"/>
-                      <a:ext cx="5943600" cy="3057525"/>
+                      <a:ext cx="5943600" cy="3248660"/>
                     </a:xfrm>
                     <a:prstGeom prst="rect">
                       <a:avLst/>
@@ -325,14 +331,7 @@
         <w:b/>
         <w:bCs/>
       </w:rPr>
-      <w:t>August 16</w:t>
-    </w:r>
-    <w:r>
-      <w:rPr>
-        <w:b/>
-        <w:bCs/>
-      </w:rPr>
-      <w:t>, 2026</w:t>
+      <w:t>August 16, 2026</w:t>
     </w:r>
   </w:p>
   <w:p>
@@ -349,14 +348,7 @@
         <w:b/>
         <w:bCs/>
       </w:rPr>
-      <w:t>Module 1</w:t>
-    </w:r>
-    <w:r>
-      <w:rPr>
-        <w:b/>
-        <w:bCs/>
-      </w:rPr>
-      <w:t xml:space="preserve"> </w:t>
+      <w:t xml:space="preserve">Module 1 </w:t>
     </w:r>
     <w:r>
       <w:rPr>
@@ -371,14 +363,7 @@
         <w:b/>
         <w:bCs/>
       </w:rPr>
-      <w:t xml:space="preserve"> Assignment </w:t>
-    </w:r>
-    <w:r>
-      <w:rPr>
-        <w:b/>
-        <w:bCs/>
-      </w:rPr>
-      <w:t>1.2</w:t>
+      <w:t xml:space="preserve"> Assignment 1.2</w:t>
     </w:r>
   </w:p>
 </w:hdr>

--- a/module-1/Zankl-Assignment1_2.docx
+++ b/module-1/Zankl-Assignment1_2.docx
@@ -2,17 +2,19 @@
 <file path=word/document.xml><?xml version="1.0" encoding="utf-8"?>
 <w:document xmlns:wpc="http://schemas.microsoft.com/office/word/2010/wordprocessingCanvas" xmlns:cx="http://schemas.microsoft.com/office/drawing/2014/chartex" xmlns:cx1="http://schemas.microsoft.com/office/drawing/2015/9/8/chartex" xmlns:cx2="http://schemas.microsoft.com/office/drawing/2015/10/21/chartex" xmlns:cx3="http://schemas.microsoft.com/office/drawing/2016/5/9/chartex" xmlns:cx4="http://schemas.microsoft.com/office/drawing/2016/5/10/chartex" xmlns:cx5="http://schemas.microsoft.com/office/drawing/2016/5/11/chartex" xmlns:cx6="http://schemas.microsoft.com/office/drawing/2016/5/12/chartex" xmlns:cx7="http://schemas.microsoft.com/office/drawing/2016/5/13/chartex" xmlns:cx8="http://schemas.microsoft.com/office/drawing/2016/5/14/chartex" xmlns:mc="http://schemas.openxmlformats.org/markup-compatibility/2006" xmlns:aink="http://schemas.microsoft.com/office/drawing/2016/ink" xmlns:am3d="http://schemas.microsoft.com/office/drawing/2017/model3d" xmlns:o="urn:schemas-microsoft-com:office:office" xmlns:oel="http://schemas.microsoft.com/office/2019/extlst" xmlns:r="http://schemas.openxmlformats.org/officeDocument/2006/relationships" xmlns:m="http://schemas.openxmlformats.org/officeDocument/2006/math" xmlns:v="urn:schemas-microsoft-com:vml" xmlns:wp14="http://schemas.microsoft.com/office/word/2010/wordprocessingDrawing" xmlns:wp="http://schemas.openxmlformats.org/drawingml/2006/wordprocessingDrawing" xmlns:w10="urn:schemas-microsoft-com:office:word" xmlns:w="http://schemas.openxmlformats.org/wordprocessingml/2006/main" xmlns:w14="http://schemas.microsoft.com/office/word/2010/wordml" xmlns:w15="http://schemas.microsoft.com/office/word/2012/wordml" xmlns:w16cei="http://schemas.microsoft.com/office/word/2026/wordml/cei" xmlns:w16cex="http://schemas.microsoft.com/office/word/2018/wordml/cex" xmlns:w16cid="http://schemas.microsoft.com/office/word/2016/wordml/cid" xmlns:w16="http://schemas.microsoft.com/office/word/2018/wordml" xmlns:w16du="http://schemas.microsoft.com/office/word/2023/wordml/word16du" xmlns:w16sdtdh="http://schemas.microsoft.com/office/word/2020/wordml/sdtdatahash" xmlns:w16sdtfl="http://schemas.microsoft.com/office/word/2024/wordml/sdtformatlock" xmlns:w16se="http://schemas.microsoft.com/office/word/2015/wordml/symex" xmlns:wpg="http://schemas.microsoft.com/office/word/2010/wordprocessingGroup" xmlns:wpi="http://schemas.microsoft.com/office/word/2010/wordprocessingInk" xmlns:wne="http://schemas.microsoft.com/office/word/2006/wordml" xmlns:wps="http://schemas.microsoft.com/office/word/2010/wordprocessingShape" mc:Ignorable="w14 w15 w16se w16cid w16 w16cex w16sdtdh w16sdtfl w16du wp14">
   <w:body>
-    <w:p/>
     <w:p>
+      <w:pPr>
+        <w:jc w:val="center"/>
+      </w:pPr>
       <w:r>
         <w:rPr>
           <w:noProof/>
         </w:rPr>
         <w:drawing>
-          <wp:inline distT="0" distB="0" distL="0" distR="0" wp14:anchorId="212A4F05" wp14:editId="6F26429D">
-            <wp:extent cx="5930265" cy="3277235"/>
-            <wp:effectExtent l="0" t="0" r="0" b="0"/>
-            <wp:docPr id="170878610" name="Picture 1"/>
+          <wp:inline distT="0" distB="0" distL="0" distR="0" wp14:anchorId="56CD1B5C" wp14:editId="53C99F4A">
+            <wp:extent cx="5943600" cy="3781425"/>
+            <wp:effectExtent l="0" t="0" r="0" b="9525"/>
+            <wp:docPr id="1576753996" name="Picture 1"/>
             <wp:cNvGraphicFramePr>
               <a:graphicFrameLocks xmlns:a="http://schemas.openxmlformats.org/drawingml/2006/main" noChangeAspect="1"/>
             </wp:cNvGraphicFramePr>
@@ -20,36 +22,23 @@
               <a:graphicData uri="http://schemas.openxmlformats.org/drawingml/2006/picture">
                 <pic:pic xmlns:pic="http://schemas.openxmlformats.org/drawingml/2006/picture">
                   <pic:nvPicPr>
-                    <pic:cNvPr id="0" name="Picture 1"/>
-                    <pic:cNvPicPr>
-                      <a:picLocks noChangeAspect="1" noChangeArrowheads="1"/>
-                    </pic:cNvPicPr>
+                    <pic:cNvPr id="1576753996" name=""/>
+                    <pic:cNvPicPr/>
                   </pic:nvPicPr>
                   <pic:blipFill>
-                    <a:blip r:embed="rId6" cstate="print">
-                      <a:extLst>
-                        <a:ext uri="{28A0092B-C50C-407E-A947-70E740481C1C}">
-                          <a14:useLocalDpi xmlns:a14="http://schemas.microsoft.com/office/drawing/2010/main" val="0"/>
-                        </a:ext>
-                      </a:extLst>
-                    </a:blip>
-                    <a:srcRect/>
+                    <a:blip r:embed="rId6"/>
                     <a:stretch>
                       <a:fillRect/>
                     </a:stretch>
                   </pic:blipFill>
-                  <pic:spPr bwMode="auto">
+                  <pic:spPr>
                     <a:xfrm>
                       <a:off x="0" y="0"/>
-                      <a:ext cx="5930265" cy="3277235"/>
+                      <a:ext cx="5943600" cy="3781425"/>
                     </a:xfrm>
                     <a:prstGeom prst="rect">
                       <a:avLst/>
                     </a:prstGeom>
-                    <a:noFill/>
-                    <a:ln>
-                      <a:noFill/>
-                    </a:ln>
                   </pic:spPr>
                 </pic:pic>
               </a:graphicData>
@@ -57,12 +46,52 @@
           </wp:inline>
         </w:drawing>
       </w:r>
+    </w:p>
+    <w:p>
+      <w:r>
+        <w:rPr>
+          <w:b/>
+          <w:bCs/>
+        </w:rPr>
+        <w:t>Note on Workflow:</w:t>
+      </w:r>
+    </w:p>
+    <w:p>
+      <w:r>
+        <w:t>The local setup, directory creation (</w:t>
+      </w:r>
+      <w:proofErr w:type="spellStart"/>
+      <w:r>
+        <w:t>mkdir</w:t>
+      </w:r>
+      <w:proofErr w:type="spellEnd"/>
+      <w:r>
+        <w:t xml:space="preserve"> module-1), directory verification (</w:t>
+      </w:r>
+      <w:proofErr w:type="spellStart"/>
+      <w:r>
+        <w:t>dir</w:t>
+      </w:r>
+      <w:proofErr w:type="spellEnd"/>
+      <w:r>
+        <w:t>), and initial repository checks (git status) were performed via the Command Line Interface in Windows PowerShell. Staging, committing, and pushing the files to GitHub were completed using GitHub Desktop rather than CLI commands. An initial commit added the assignment file, followed by a subsequent cleanup commit ("Removed temporary Word file") to ensure no hidden Microsoft Word temporary lock files remained in the remote repository. The module-1 directory and assignment document are fully synced to the remote main branch on GitHub.</w:t>
+      </w:r>
+    </w:p>
+    <w:p>
+      <w:pPr>
+        <w:jc w:val="center"/>
+        <w:rPr>
+          <w:b/>
+          <w:bCs/>
+        </w:rPr>
+      </w:pPr>
       <w:r>
         <w:rPr>
           <w:noProof/>
         </w:rPr>
+        <w:lastRenderedPageBreak/>
         <w:drawing>
-          <wp:inline distT="0" distB="0" distL="0" distR="0" wp14:anchorId="02B05F4E" wp14:editId="4344E4DD">
+          <wp:inline distT="0" distB="0" distL="0" distR="0" wp14:anchorId="262086DE" wp14:editId="48E2B81B">
             <wp:extent cx="5560695" cy="2526665"/>
             <wp:effectExtent l="0" t="0" r="1905" b="6985"/>
             <wp:docPr id="1692767866" name="Picture 2"/>
@@ -114,13 +143,53 @@
     <w:p>
       <w:r>
         <w:rPr>
+          <w:b/>
+          <w:bCs/>
+        </w:rPr>
+        <w:t>Figure</w:t>
+      </w:r>
+      <w:r>
+        <w:rPr>
+          <w:b/>
+          <w:bCs/>
+        </w:rPr>
+        <w:t xml:space="preserve"> 1: Local Directory Verification</w:t>
+      </w:r>
+      <w:r>
+        <w:rPr>
+          <w:b/>
+          <w:bCs/>
+        </w:rPr>
+        <w:t xml:space="preserve">: </w:t>
+      </w:r>
+      <w:r>
+        <w:t xml:space="preserve">Windows PowerShell navigated to C:\Users\njzan\Documents\GitHub\CSD-325. Running the </w:t>
+      </w:r>
+      <w:proofErr w:type="spellStart"/>
+      <w:r>
+        <w:t>dir</w:t>
+      </w:r>
+      <w:proofErr w:type="spellEnd"/>
+      <w:r>
+        <w:t xml:space="preserve"> command confirms that the local subfolder module-1 was successfully created inside the main repository folder.</w:t>
+      </w:r>
+    </w:p>
+    <w:p>
+      <w:pPr>
+        <w:jc w:val="center"/>
+        <w:rPr>
+          <w:b/>
+          <w:bCs/>
+        </w:rPr>
+      </w:pPr>
+      <w:r>
+        <w:rPr>
           <w:noProof/>
         </w:rPr>
-        <w:lastRenderedPageBreak/>
         <w:drawing>
-          <wp:inline distT="0" distB="0" distL="0" distR="0" wp14:anchorId="39A3CCF3" wp14:editId="0EB0639C">
+          <wp:inline distT="0" distB="0" distL="0" distR="0" wp14:anchorId="7F0D72A6" wp14:editId="05948B2B">
             <wp:extent cx="5943600" cy="2526030"/>
-            <wp:effectExtent l="0" t="0" r="0" b="7620"/>
+            <wp:effectExtent l="0" t="0" r="1905" b="0"/>
             <wp:docPr id="924871869" name="Picture 1"/>
             <wp:cNvGraphicFramePr>
               <a:graphicFrameLocks xmlns:a="http://schemas.openxmlformats.org/drawingml/2006/main" noChangeAspect="1"/>
@@ -157,10 +226,54 @@
     <w:p>
       <w:r>
         <w:rPr>
+          <w:b/>
+          <w:bCs/>
+        </w:rPr>
+        <w:t>Figure</w:t>
+      </w:r>
+      <w:r>
+        <w:rPr>
+          <w:b/>
+          <w:bCs/>
+        </w:rPr>
+        <w:t xml:space="preserve"> 2: Local Repository Status</w:t>
+      </w:r>
+      <w:r>
+        <w:rPr>
+          <w:b/>
+          <w:bCs/>
+        </w:rPr>
+        <w:t xml:space="preserve">: </w:t>
+      </w:r>
+      <w:r>
+        <w:t xml:space="preserve">Windows PowerShell running git status inside the CSD-325 local repository. The output shows the local branch is up to date with origin/main and identifies module-1/ as an untracked directory ready for version control. </w:t>
+      </w:r>
+      <w:r>
+        <w:t xml:space="preserve">I did have to install Git first for Windows </w:t>
+      </w:r>
+      <w:proofErr w:type="spellStart"/>
+      <w:r>
+        <w:t>Powershell</w:t>
+      </w:r>
+      <w:proofErr w:type="spellEnd"/>
+      <w:r>
+        <w:t xml:space="preserve"> to acknowledge it as a command.</w:t>
+      </w:r>
+    </w:p>
+    <w:p>
+      <w:pPr>
+        <w:rPr>
+          <w:b/>
+          <w:bCs/>
+        </w:rPr>
+      </w:pPr>
+      <w:r>
+        <w:rPr>
           <w:noProof/>
         </w:rPr>
+        <w:lastRenderedPageBreak/>
         <w:drawing>
-          <wp:inline distT="0" distB="0" distL="0" distR="0" wp14:anchorId="7B81FFC6" wp14:editId="68B82240">
+          <wp:inline distT="0" distB="0" distL="0" distR="0" wp14:anchorId="552DAB57" wp14:editId="63F8159E">
             <wp:extent cx="5943600" cy="4101465"/>
             <wp:effectExtent l="0" t="0" r="0" b="0"/>
             <wp:docPr id="1534215939" name="Picture 1"/>
@@ -198,9 +311,38 @@
     </w:p>
     <w:p>
       <w:r>
+        <w:rPr>
+          <w:b/>
+          <w:bCs/>
+        </w:rPr>
+        <w:t>Figure</w:t>
+      </w:r>
+      <w:r>
+        <w:rPr>
+          <w:b/>
+          <w:bCs/>
+        </w:rPr>
+        <w:t xml:space="preserve"> 3: Staging and Committing via GitHub Desktop</w:t>
+      </w:r>
+      <w:r>
+        <w:rPr>
+          <w:b/>
+          <w:bCs/>
+        </w:rPr>
+        <w:t>:</w:t>
+      </w:r>
+      <w:r>
+        <w:t xml:space="preserve"> This illustrates using the GitHub Desktop GUI application to stage local files and write a commit message prior to pushing the changes to GitHub. </w:t>
+      </w:r>
+    </w:p>
+    <w:p>
+      <w:r>
+        <w:rPr>
+          <w:noProof/>
+        </w:rPr>
         <w:lastRenderedPageBreak/>
         <w:drawing>
-          <wp:inline distT="0" distB="0" distL="0" distR="0" wp14:anchorId="500E09E1" wp14:editId="33CDA3D3">
+          <wp:inline distT="0" distB="0" distL="0" distR="0" wp14:anchorId="3F0BFCF7" wp14:editId="110858D2">
             <wp:extent cx="5943600" cy="3248660"/>
             <wp:effectExtent l="0" t="0" r="0" b="8890"/>
             <wp:docPr id="1104456424" name="Picture 1"/>
@@ -236,6 +378,45 @@
         </w:drawing>
       </w:r>
     </w:p>
+    <w:p>
+      <w:r>
+        <w:rPr>
+          <w:b/>
+          <w:bCs/>
+        </w:rPr>
+        <w:t>Figure</w:t>
+      </w:r>
+      <w:r>
+        <w:rPr>
+          <w:b/>
+          <w:bCs/>
+        </w:rPr>
+        <w:t xml:space="preserve"> 4: Cleaned Remote Repository View</w:t>
+      </w:r>
+      <w:r>
+        <w:rPr>
+          <w:b/>
+          <w:bCs/>
+        </w:rPr>
+        <w:t xml:space="preserve">: </w:t>
+      </w:r>
+      <w:r>
+        <w:t xml:space="preserve">This screenshot shows the live </w:t>
+      </w:r>
+      <w:proofErr w:type="spellStart"/>
+      <w:r>
+        <w:t>nevrik</w:t>
+      </w:r>
+      <w:proofErr w:type="spellEnd"/>
+      <w:r>
+        <w:t xml:space="preserve">-hub/CSD-325 repository on GitHub.com. It reflects the latest commit ("Removed temporary Word file"), confirming that the module-1 directory is present on the remote main branch without any temporary lock files. </w:t>
+      </w:r>
+    </w:p>
+    <w:p/>
+    <w:p/>
+    <w:p/>
+    <w:p/>
+    <w:p/>
     <w:sectPr>
       <w:headerReference w:type="first" r:id="rId11"/>
       <w:pgSz w:w="12240" w:h="15840"/>
@@ -315,6 +496,30 @@
         <w:bCs/>
       </w:rPr>
       <w:t>Nicholas Zankl</w:t>
+    </w:r>
+  </w:p>
+  <w:p>
+    <w:pPr>
+      <w:pStyle w:val="Header"/>
+      <w:jc w:val="center"/>
+      <w:rPr>
+        <w:b/>
+        <w:bCs/>
+      </w:rPr>
+    </w:pPr>
+    <w:r>
+      <w:rPr>
+        <w:b/>
+        <w:bCs/>
+      </w:rPr>
+      <w:t>https://github.com/nevrik-hub/CSD-32</w:t>
+    </w:r>
+    <w:r>
+      <w:rPr>
+        <w:b/>
+        <w:bCs/>
+      </w:rPr>
+      <w:t>5</w:t>
     </w:r>
   </w:p>
   <w:p>
@@ -365,6 +570,16 @@
       </w:rPr>
       <w:t xml:space="preserve"> Assignment 1.2</w:t>
     </w:r>
+  </w:p>
+  <w:p>
+    <w:pPr>
+      <w:pStyle w:val="Header"/>
+      <w:jc w:val="center"/>
+      <w:rPr>
+        <w:b/>
+        <w:bCs/>
+      </w:rPr>
+    </w:pPr>
   </w:p>
 </w:hdr>
 </file>
@@ -972,7 +1187,6 @@
   <w:style w:type="character" w:default="1" w:styleId="DefaultParagraphFont">
     <w:name w:val="Default Paragraph Font"/>
     <w:uiPriority w:val="1"/>
-    <w:semiHidden/>
     <w:unhideWhenUsed/>
   </w:style>
   <w:style w:type="table" w:default="1" w:styleId="TableNormal">

--- a/module-1/Zankl-Assignment1_2.docx
+++ b/module-1/Zankl-Assignment1_2.docx
@@ -45,6 +45,28 @@
             </a:graphic>
           </wp:inline>
         </w:drawing>
+      </w:r>
+    </w:p>
+    <w:p>
+      <w:pPr>
+        <w:rPr>
+          <w:b/>
+          <w:bCs/>
+        </w:rPr>
+      </w:pPr>
+      <w:r>
+        <w:rPr>
+          <w:b/>
+          <w:bCs/>
+        </w:rPr>
+        <w:t xml:space="preserve">Figure 1: </w:t>
+      </w:r>
+      <w:r>
+        <w:rPr>
+          <w:b/>
+          <w:bCs/>
+        </w:rPr>
+        <w:t>GitHub Profile Overview</w:t>
       </w:r>
     </w:p>
     <w:p>
@@ -153,7 +175,21 @@
           <w:b/>
           <w:bCs/>
         </w:rPr>
-        <w:t xml:space="preserve"> 1: Local Directory Verification</w:t>
+        <w:t xml:space="preserve"> </w:t>
+      </w:r>
+      <w:r>
+        <w:rPr>
+          <w:b/>
+          <w:bCs/>
+        </w:rPr>
+        <w:t>2</w:t>
+      </w:r>
+      <w:r>
+        <w:rPr>
+          <w:b/>
+          <w:bCs/>
+        </w:rPr>
+        <w:t>: Local Directory Verification</w:t>
       </w:r>
       <w:r>
         <w:rPr>
@@ -236,7 +272,21 @@
           <w:b/>
           <w:bCs/>
         </w:rPr>
-        <w:t xml:space="preserve"> 2: Local Repository Status</w:t>
+        <w:t xml:space="preserve"> </w:t>
+      </w:r>
+      <w:r>
+        <w:rPr>
+          <w:b/>
+          <w:bCs/>
+        </w:rPr>
+        <w:t>3</w:t>
+      </w:r>
+      <w:r>
+        <w:rPr>
+          <w:b/>
+          <w:bCs/>
+        </w:rPr>
+        <w:t>: Local Repository Status</w:t>
       </w:r>
       <w:r>
         <w:rPr>
@@ -262,6 +312,7 @@
     </w:p>
     <w:p>
       <w:pPr>
+        <w:jc w:val="center"/>
         <w:rPr>
           <w:b/>
           <w:bCs/>
@@ -273,9 +324,9 @@
         </w:rPr>
         <w:lastRenderedPageBreak/>
         <w:drawing>
-          <wp:inline distT="0" distB="0" distL="0" distR="0" wp14:anchorId="552DAB57" wp14:editId="63F8159E">
-            <wp:extent cx="5943600" cy="4101465"/>
-            <wp:effectExtent l="0" t="0" r="0" b="0"/>
+          <wp:inline distT="0" distB="0" distL="0" distR="0" wp14:anchorId="552DAB57" wp14:editId="59DC3D37">
+            <wp:extent cx="4914717" cy="3391469"/>
+            <wp:effectExtent l="0" t="0" r="635" b="0"/>
             <wp:docPr id="1534215939" name="Picture 1"/>
             <wp:cNvGraphicFramePr>
               <a:graphicFrameLocks xmlns:a="http://schemas.openxmlformats.org/drawingml/2006/main" noChangeAspect="1"/>
@@ -296,7 +347,7 @@
                   <pic:spPr>
                     <a:xfrm>
                       <a:off x="0" y="0"/>
-                      <a:ext cx="5943600" cy="4101465"/>
+                      <a:ext cx="4944784" cy="3412217"/>
                     </a:xfrm>
                     <a:prstGeom prst="rect">
                       <a:avLst/>
@@ -322,7 +373,37 @@
           <w:b/>
           <w:bCs/>
         </w:rPr>
-        <w:t xml:space="preserve"> 3: Staging and Committing via GitHub Desktop</w:t>
+        <w:t xml:space="preserve"> </w:t>
+      </w:r>
+      <w:r>
+        <w:rPr>
+          <w:b/>
+          <w:bCs/>
+        </w:rPr>
+        <w:t>4</w:t>
+      </w:r>
+      <w:r>
+        <w:rPr>
+          <w:b/>
+          <w:bCs/>
+        </w:rPr>
+        <w:t xml:space="preserve">: Staging and </w:t>
+      </w:r>
+      <w:proofErr w:type="gramStart"/>
+      <w:r>
+        <w:rPr>
+          <w:b/>
+          <w:bCs/>
+        </w:rPr>
+        <w:t>Committing</w:t>
+      </w:r>
+      <w:proofErr w:type="gramEnd"/>
+      <w:r>
+        <w:rPr>
+          <w:b/>
+          <w:bCs/>
+        </w:rPr>
+        <w:t xml:space="preserve"> via GitHub Desktop</w:t>
       </w:r>
       <w:r>
         <w:rPr>
@@ -336,15 +417,17 @@
       </w:r>
     </w:p>
     <w:p>
+      <w:pPr>
+        <w:jc w:val="center"/>
+      </w:pPr>
       <w:r>
         <w:rPr>
           <w:noProof/>
         </w:rPr>
-        <w:lastRenderedPageBreak/>
         <w:drawing>
-          <wp:inline distT="0" distB="0" distL="0" distR="0" wp14:anchorId="3F0BFCF7" wp14:editId="110858D2">
-            <wp:extent cx="5943600" cy="3248660"/>
-            <wp:effectExtent l="0" t="0" r="0" b="8890"/>
+          <wp:inline distT="0" distB="0" distL="0" distR="0" wp14:anchorId="3F0BFCF7" wp14:editId="21399AFD">
+            <wp:extent cx="5372100" cy="2936289"/>
+            <wp:effectExtent l="0" t="0" r="0" b="0"/>
             <wp:docPr id="1104456424" name="Picture 1"/>
             <wp:cNvGraphicFramePr>
               <a:graphicFrameLocks xmlns:a="http://schemas.openxmlformats.org/drawingml/2006/main" noChangeAspect="1"/>
@@ -365,7 +448,7 @@
                   <pic:spPr>
                     <a:xfrm>
                       <a:off x="0" y="0"/>
-                      <a:ext cx="5943600" cy="3248660"/>
+                      <a:ext cx="5375126" cy="2937943"/>
                     </a:xfrm>
                     <a:prstGeom prst="rect">
                       <a:avLst/>
@@ -391,7 +474,21 @@
           <w:b/>
           <w:bCs/>
         </w:rPr>
-        <w:t xml:space="preserve"> 4: Cleaned Remote Repository View</w:t>
+        <w:t xml:space="preserve"> </w:t>
+      </w:r>
+      <w:r>
+        <w:rPr>
+          <w:b/>
+          <w:bCs/>
+        </w:rPr>
+        <w:t>5</w:t>
+      </w:r>
+      <w:r>
+        <w:rPr>
+          <w:b/>
+          <w:bCs/>
+        </w:rPr>
+        <w:t>: Cleaned Remote Repository View</w:t>
       </w:r>
       <w:r>
         <w:rPr>
@@ -412,11 +509,6 @@
         <w:t xml:space="preserve">-hub/CSD-325 repository on GitHub.com. It reflects the latest commit ("Removed temporary Word file"), confirming that the module-1 directory is present on the remote main branch without any temporary lock files. </w:t>
       </w:r>
     </w:p>
-    <w:p/>
-    <w:p/>
-    <w:p/>
-    <w:p/>
-    <w:p/>
     <w:sectPr>
       <w:headerReference w:type="first" r:id="rId11"/>
       <w:pgSz w:w="12240" w:h="15840"/>
@@ -1187,6 +1279,7 @@
   <w:style w:type="character" w:default="1" w:styleId="DefaultParagraphFont">
     <w:name w:val="Default Paragraph Font"/>
     <w:uiPriority w:val="1"/>
+    <w:semiHidden/>
     <w:unhideWhenUsed/>
   </w:style>
   <w:style w:type="table" w:default="1" w:styleId="TableNormal">
